--- a/下载版本/上海商办楼宇与产业园区市场报告-大纲与数据来源调用指引.docx
+++ b/下载版本/上海商办楼宇与产业园区市场报告-大纲与数据来源调用指引.docx
@@ -1497,7 +1497,7 @@
     </w:p>
     <w:bookmarkEnd w:id="56"/>
     <w:bookmarkEnd w:id="57"/>
-    <w:bookmarkStart w:id="66" w:name="第二部分-数据来源调用指引"/>
+    <w:bookmarkStart w:id="67" w:name="第二部分-数据来源调用指引"/>
     <w:p>
       <w:pPr>
         <w:pStyle w:val="Heading1"/>
@@ -4346,97 +4346,253 @@
           </w:p>
         </w:tc>
       </w:tr>
+      <w:tr>
+        <w:tc>
+          <w:tcPr/>
+          <w:p>
+            <w:pPr>
+              <w:pStyle w:val="Compact"/>
+              <w:jc w:val="left"/>
+            </w:pPr>
+            <w:r>
+              <w:rPr>
+                <w:bCs/>
+                <w:b/>
+              </w:rPr>
+              <w:t xml:space="preserve">裁判文书/法院公告</w:t>
+            </w:r>
+          </w:p>
+        </w:tc>
+        <w:tc>
+          <w:tcPr/>
+          <w:p>
+            <w:pPr>
+              <w:pStyle w:val="Compact"/>
+              <w:jc w:val="left"/>
+            </w:pPr>
+            <w:r>
+              <w:t xml:space="preserve">中国裁判文书网、各级法院公告</w:t>
+            </w:r>
+          </w:p>
+        </w:tc>
+        <w:tc>
+          <w:tcPr/>
+          <w:p>
+            <w:pPr>
+              <w:pStyle w:val="Compact"/>
+              <w:jc w:val="left"/>
+            </w:pPr>
+            <w:r>
+              <w:t xml:space="preserve">从房屋租赁合同纠纷</w:t>
+            </w:r>
+            <w:r>
+              <w:rPr>
+                <w:bCs/>
+                <w:b/>
+              </w:rPr>
+              <w:t xml:space="preserve">反推真实成交租金</w:t>
+            </w:r>
+            <w:r>
+              <w:t xml:space="preserve">与市场风险点</w:t>
+            </w:r>
+          </w:p>
+        </w:tc>
+        <w:tc>
+          <w:tcPr/>
+          <w:p>
+            <w:pPr>
+              <w:pStyle w:val="Compact"/>
+              <w:jc w:val="left"/>
+            </w:pPr>
+            <w:r>
+              <w:t xml:space="preserve">🟡</w:t>
+            </w:r>
+          </w:p>
+        </w:tc>
+      </w:tr>
+      <w:tr>
+        <w:tc>
+          <w:tcPr/>
+          <w:p>
+            <w:pPr>
+              <w:pStyle w:val="Compact"/>
+              <w:jc w:val="left"/>
+            </w:pPr>
+            <w:r>
+              <w:rPr>
+                <w:bCs/>
+                <w:b/>
+              </w:rPr>
+              <w:t xml:space="preserve">公开招投标信息</w:t>
+            </w:r>
+          </w:p>
+        </w:tc>
+        <w:tc>
+          <w:tcPr/>
+          <w:p>
+            <w:pPr>
+              <w:pStyle w:val="Compact"/>
+              <w:jc w:val="left"/>
+            </w:pPr>
+            <w:r>
+              <w:t xml:space="preserve">政府采购网、国企招采平台、各区公共资源交易中心</w:t>
+            </w:r>
+          </w:p>
+        </w:tc>
+        <w:tc>
+          <w:tcPr/>
+          <w:p>
+            <w:pPr>
+              <w:pStyle w:val="Compact"/>
+              <w:jc w:val="left"/>
+            </w:pPr>
+            <w:r>
+              <w:t xml:space="preserve">政府/国企租赁采购公告含</w:t>
+            </w:r>
+            <w:r>
+              <w:rPr>
+                <w:bCs/>
+                <w:b/>
+              </w:rPr>
+              <w:t xml:space="preserve">精准面积、单价、租期</w:t>
+            </w:r>
+          </w:p>
+        </w:tc>
+        <w:tc>
+          <w:tcPr/>
+          <w:p>
+            <w:pPr>
+              <w:pStyle w:val="Compact"/>
+              <w:jc w:val="left"/>
+            </w:pPr>
+            <w:r>
+              <w:t xml:space="preserve">🟢</w:t>
+            </w:r>
+          </w:p>
+        </w:tc>
+      </w:tr>
+      <w:tr>
+        <w:tc>
+          <w:tcPr/>
+          <w:p>
+            <w:pPr>
+              <w:pStyle w:val="Compact"/>
+              <w:jc w:val="left"/>
+            </w:pPr>
+            <w:r>
+              <w:rPr>
+                <w:bCs/>
+                <w:b/>
+              </w:rPr>
+              <w:t xml:space="preserve">室内/楼内 POI</w:t>
+            </w:r>
+          </w:p>
+        </w:tc>
+        <w:tc>
+          <w:tcPr/>
+          <w:p>
+            <w:pPr>
+              <w:pStyle w:val="Compact"/>
+              <w:jc w:val="left"/>
+            </w:pPr>
+            <w:r>
+              <w:t xml:space="preserve">高德/百度地图室内 POI、楼宇水牌识别</w:t>
+            </w:r>
+          </w:p>
+        </w:tc>
+        <w:tc>
+          <w:tcPr/>
+          <w:p>
+            <w:pPr>
+              <w:pStyle w:val="Compact"/>
+              <w:jc w:val="left"/>
+            </w:pPr>
+            <w:r>
+              <w:t xml:space="preserve">获取楼栋内部企业入驻名录，实现”楼内全覆盖”</w:t>
+            </w:r>
+          </w:p>
+        </w:tc>
+        <w:tc>
+          <w:tcPr/>
+          <w:p>
+            <w:pPr>
+              <w:pStyle w:val="Compact"/>
+              <w:jc w:val="left"/>
+            </w:pPr>
+            <w:r>
+              <w:t xml:space="preserve">🟡</w:t>
+            </w:r>
+          </w:p>
+        </w:tc>
+      </w:tr>
+      <w:tr>
+        <w:tc>
+          <w:tcPr/>
+          <w:p>
+            <w:pPr>
+              <w:pStyle w:val="Compact"/>
+              <w:jc w:val="left"/>
+            </w:pPr>
+            <w:r>
+              <w:rPr>
+                <w:bCs/>
+                <w:b/>
+              </w:rPr>
+              <w:t xml:space="preserve">通勤流/地图热度</w:t>
+            </w:r>
+          </w:p>
+        </w:tc>
+        <w:tc>
+          <w:tcPr/>
+          <w:p>
+            <w:pPr>
+              <w:pStyle w:val="Compact"/>
+              <w:jc w:val="left"/>
+            </w:pPr>
+            <w:r>
+              <w:t xml:space="preserve">地图搜索热度、通勤 OD（运营商/地图开放数据）</w:t>
+            </w:r>
+          </w:p>
+        </w:tc>
+        <w:tc>
+          <w:tcPr/>
+          <w:p>
+            <w:pPr>
+              <w:pStyle w:val="Compact"/>
+              <w:jc w:val="left"/>
+            </w:pPr>
+            <w:r>
+              <w:t xml:space="preserve">园区日间人员活跃度旁证，校验真实入驻率</w:t>
+            </w:r>
+          </w:p>
+        </w:tc>
+        <w:tc>
+          <w:tcPr/>
+          <w:p>
+            <w:pPr>
+              <w:pStyle w:val="Compact"/>
+              <w:jc w:val="left"/>
+            </w:pPr>
+            <w:r>
+              <w:t xml:space="preserve">🔴</w:t>
+            </w:r>
+          </w:p>
+        </w:tc>
+      </w:tr>
     </w:tbl>
     <w:p>
-      <w:r>
-        <w:pict>
-          <v:rect style="width:0;height:1.5pt" o:hralign="center" o:hrstd="t" o:hr="t"/>
-        </w:pict>
-      </w:r>
-    </w:p>
-    <w:bookmarkEnd w:id="64"/>
-    <w:bookmarkStart w:id="65" w:name="数据获取可行性总览"/>
-    <w:p>
-      <w:pPr>
-        <w:pStyle w:val="Heading2"/>
-      </w:pPr>
-      <w:r>
-        <w:t xml:space="preserve">数据获取可行性总览</w:t>
-      </w:r>
-    </w:p>
-    <w:p>
-      <w:pPr>
-        <w:numPr>
-          <w:ilvl w:val="0"/>
-          <w:numId w:val="1031"/>
-        </w:numPr>
-        <w:pStyle w:val="Compact"/>
-      </w:pPr>
-      <w:r>
-        <w:t xml:space="preserve">🟢</w:t>
-      </w:r>
-      <w:r>
-        <w:t xml:space="preserve"> </w:t>
-      </w:r>
+      <w:pPr>
+        <w:pStyle w:val="BlockText"/>
+      </w:pPr>
       <w:r>
         <w:rPr>
           <w:bCs/>
           <w:b/>
         </w:rPr>
-        <w:t xml:space="preserve">立即可取</w:t>
-      </w:r>
-      <w:r>
-        <w:t xml:space="preserve">：高德/百度 POI·AOI、天眼查/企查查 API（画像/变更/社保/资质）、58/好租/办办网/链家商业挂牌、国家企信系统、五大行公开报告。</w:t>
-      </w:r>
-    </w:p>
-    <w:p>
-      <w:pPr>
-        <w:numPr>
-          <w:ilvl w:val="0"/>
-          <w:numId w:val="1031"/>
-        </w:numPr>
-        <w:pStyle w:val="Compact"/>
-      </w:pPr>
-      <w:r>
-        <w:t xml:space="preserve">🟡</w:t>
-      </w:r>
-      <w:r>
-        <w:t xml:space="preserve"> </w:t>
-      </w:r>
-      <w:r>
-        <w:rPr>
-          <w:bCs/>
-          <w:b/>
-        </w:rPr>
-        <w:t xml:space="preserve">需技术/成本投入</w:t>
-      </w:r>
-      <w:r>
-        <w:t xml:space="preserve">：房源反爬结构化采集、AOI 空间匹配、招聘反推规模、夜光遥感处理、运营商信令（商业采购）。</w:t>
-      </w:r>
-    </w:p>
-    <w:p>
-      <w:pPr>
-        <w:numPr>
-          <w:ilvl w:val="0"/>
-          <w:numId w:val="1031"/>
-        </w:numPr>
-        <w:pStyle w:val="Compact"/>
-      </w:pPr>
-      <w:r>
-        <w:t xml:space="preserve">🔴</w:t>
-      </w:r>
-      <w:r>
-        <w:t xml:space="preserve"> </w:t>
-      </w:r>
-      <w:r>
-        <w:rPr>
-          <w:bCs/>
-          <w:b/>
-        </w:rPr>
-        <w:t xml:space="preserve">需机构合作</w:t>
-      </w:r>
-      <w:r>
-        <w:t xml:space="preserve">：实际成交租金（易居/物业方）、各区招商办存量统计、税收/能耗、规划资源局面积、物业方租户名录。</w:t>
+        <w:t xml:space="preserve">新增数据源说明（成交租金”三重旁证”）</w:t>
+      </w:r>
+      <w:r>
+        <w:t xml:space="preserve">：实际成交租金难以直接获取，建议以”裁判文书纠纷标的 + 公开招投标中标价 + 中介成交访谈”三源交叉，配合各板块议价系数模型，逐步沉淀成交租金库——这是相对挂牌报价的核心壁垒。</w:t>
       </w:r>
     </w:p>
     <w:p>
@@ -4446,24 +4602,22 @@
         </w:pict>
       </w:r>
     </w:p>
-    <w:bookmarkEnd w:id="65"/>
-    <w:bookmarkEnd w:id="66"/>
-    <w:bookmarkStart w:id="74" w:name="第三部分-数据章节映射与方法论"/>
-    <w:p>
-      <w:pPr>
-        <w:pStyle w:val="Heading1"/>
-      </w:pPr>
-      <w:r>
-        <w:t xml:space="preserve">第三部分 · 数据—章节映射与方法论</w:t>
-      </w:r>
-    </w:p>
-    <w:bookmarkStart w:id="67" w:name="数据库与报告章节映射"/>
+    <w:bookmarkEnd w:id="64"/>
+    <w:bookmarkStart w:id="65" w:name="g.-ai-赋能采集与处理方法"/>
     <w:p>
       <w:pPr>
         <w:pStyle w:val="Heading2"/>
       </w:pPr>
       <w:r>
-        <w:t xml:space="preserve">1. 数据库与报告章节映射</w:t>
+        <w:t xml:space="preserve">G. AI 赋能采集与处理方法</w:t>
+      </w:r>
+    </w:p>
+    <w:p>
+      <w:pPr>
+        <w:pStyle w:val="BlockText"/>
+      </w:pPr>
+      <w:r>
+        <w:t xml:space="preserve">贯穿 A–F 各数据源的”采集—清洗—标签—建模”技术路径，是”AI 数据获取方”的核心能力载体。</w:t>
       </w:r>
     </w:p>
     <w:tbl>
@@ -4490,31 +4644,31 @@
               <w:jc w:val="left"/>
             </w:pPr>
             <w:r>
-              <w:t xml:space="preserve">数据库</w:t>
-            </w:r>
-          </w:p>
-        </w:tc>
-        <w:tc>
-          <w:tcPr/>
-          <w:p>
-            <w:pPr>
-              <w:pStyle w:val="Compact"/>
-              <w:jc w:val="left"/>
-            </w:pPr>
-            <w:r>
-              <w:t xml:space="preserve">主要字段</w:t>
-            </w:r>
-          </w:p>
-        </w:tc>
-        <w:tc>
-          <w:tcPr/>
-          <w:p>
-            <w:pPr>
-              <w:pStyle w:val="Compact"/>
-              <w:jc w:val="left"/>
-            </w:pPr>
-            <w:r>
-              <w:t xml:space="preserve">支撑章节</w:t>
+              <w:t xml:space="preserve">环节</w:t>
+            </w:r>
+          </w:p>
+        </w:tc>
+        <w:tc>
+          <w:tcPr/>
+          <w:p>
+            <w:pPr>
+              <w:pStyle w:val="Compact"/>
+              <w:jc w:val="left"/>
+            </w:pPr>
+            <w:r>
+              <w:t xml:space="preserve">AI 方法</w:t>
+            </w:r>
+          </w:p>
+        </w:tc>
+        <w:tc>
+          <w:tcPr/>
+          <w:p>
+            <w:pPr>
+              <w:pStyle w:val="Compact"/>
+              <w:jc w:val="left"/>
+            </w:pPr>
+            <w:r>
+              <w:t xml:space="preserve">应用场景</w:t>
             </w:r>
           </w:p>
         </w:tc>
@@ -4528,31 +4682,31 @@
               <w:jc w:val="left"/>
             </w:pPr>
             <w:r>
-              <w:t xml:space="preserve">① 楼宇/园区基础库</w:t>
-            </w:r>
-          </w:p>
-        </w:tc>
-        <w:tc>
-          <w:tcPr/>
-          <w:p>
-            <w:pPr>
-              <w:pStyle w:val="Compact"/>
-              <w:jc w:val="left"/>
-            </w:pPr>
-            <w:r>
-              <w:t xml:space="preserve">名称、类型、等级、面积、坐标、运营方、配套</w:t>
-            </w:r>
-          </w:p>
-        </w:tc>
-        <w:tc>
-          <w:tcPr/>
-          <w:p>
-            <w:pPr>
-              <w:pStyle w:val="Compact"/>
-              <w:jc w:val="left"/>
-            </w:pPr>
-            <w:r>
-              <w:t xml:space="preserve">（二）（三）（六）</w:t>
+              <w:t xml:space="preserve">非结构化抽取</w:t>
+            </w:r>
+          </w:p>
+        </w:tc>
+        <w:tc>
+          <w:tcPr/>
+          <w:p>
+            <w:pPr>
+              <w:pStyle w:val="Compact"/>
+              <w:jc w:val="left"/>
+            </w:pPr>
+            <w:r>
+              <w:t xml:space="preserve">LLM 网页/文本结构化提取</w:t>
+            </w:r>
+          </w:p>
+        </w:tc>
+        <w:tc>
+          <w:tcPr/>
+          <w:p>
+            <w:pPr>
+              <w:pStyle w:val="Compact"/>
+              <w:jc w:val="left"/>
+            </w:pPr>
+            <w:r>
+              <w:t xml:space="preserve">将楼宇宣传稿、园区介绍、招商海报零散信息→标准化资产底稿字段（等级、建面、配套标签等）</w:t>
             </w:r>
           </w:p>
         </w:tc>
@@ -4566,31 +4720,43 @@
               <w:jc w:val="left"/>
             </w:pPr>
             <w:r>
-              <w:t xml:space="preserve">② 租金/空置库</w:t>
-            </w:r>
-          </w:p>
-        </w:tc>
-        <w:tc>
-          <w:tcPr/>
-          <w:p>
-            <w:pPr>
-              <w:pStyle w:val="Compact"/>
-              <w:jc w:val="left"/>
-            </w:pPr>
-            <w:r>
-              <w:t xml:space="preserve">报价/成交租金、物业费、空置面积/时长、新增供应</w:t>
-            </w:r>
-          </w:p>
-        </w:tc>
-        <w:tc>
-          <w:tcPr/>
-          <w:p>
-            <w:pPr>
-              <w:pStyle w:val="Compact"/>
-              <w:jc w:val="left"/>
-            </w:pPr>
-            <w:r>
-              <w:t xml:space="preserve">（二）（三）（七）</w:t>
+              <w:t xml:space="preserve">产业标签化</w:t>
+            </w:r>
+          </w:p>
+        </w:tc>
+        <w:tc>
+          <w:tcPr/>
+          <w:p>
+            <w:pPr>
+              <w:pStyle w:val="Compact"/>
+              <w:jc w:val="left"/>
+            </w:pPr>
+            <w:r>
+              <w:t xml:space="preserve">NLP/LLM 自动行业归类</w:t>
+            </w:r>
+          </w:p>
+        </w:tc>
+        <w:tc>
+          <w:tcPr/>
+          <w:p>
+            <w:pPr>
+              <w:pStyle w:val="Compact"/>
+              <w:jc w:val="left"/>
+            </w:pPr>
+            <w:r>
+              <w:t xml:space="preserve">工商粗放行业（如”科技推广服务业”）→ 二级产业标签（如”生物医药-研发”</w:t>
+            </w:r>
+            <w:r>
+              <w:t xml:space="preserve">“</w:t>
+            </w:r>
+            <w:r>
+              <w:t xml:space="preserve">AI-算法</w:t>
+            </w:r>
+            <w:r>
+              <w:t xml:space="preserve">”</w:t>
+            </w:r>
+            <w:r>
+              <w:t xml:space="preserve">），细分至四级行业</w:t>
             </w:r>
           </w:p>
         </w:tc>
@@ -4604,31 +4770,31 @@
               <w:jc w:val="left"/>
             </w:pPr>
             <w:r>
-              <w:t xml:space="preserve">③ 企业入驻库</w:t>
-            </w:r>
-          </w:p>
-        </w:tc>
-        <w:tc>
-          <w:tcPr/>
-          <w:p>
-            <w:pPr>
-              <w:pStyle w:val="Compact"/>
-              <w:jc w:val="left"/>
-            </w:pPr>
-            <w:r>
-              <w:t xml:space="preserve">企业、行业、规模、楼层、面积、入驻关系</w:t>
-            </w:r>
-          </w:p>
-        </w:tc>
-        <w:tc>
-          <w:tcPr/>
-          <w:p>
-            <w:pPr>
-              <w:pStyle w:val="Compact"/>
-              <w:jc w:val="left"/>
-            </w:pPr>
-            <w:r>
-              <w:t xml:space="preserve">（三）（四）（六）</w:t>
+              <w:t xml:space="preserve">楼宇—企业匹配</w:t>
+            </w:r>
+          </w:p>
+        </w:tc>
+        <w:tc>
+          <w:tcPr/>
+          <w:p>
+            <w:pPr>
+              <w:pStyle w:val="Compact"/>
+              <w:jc w:val="left"/>
+            </w:pPr>
+            <w:r>
+              <w:t xml:space="preserve">地址标准化 + POI 反向匹配 + 语义匹配</w:t>
+            </w:r>
+          </w:p>
+        </w:tc>
+        <w:tc>
+          <w:tcPr/>
+          <w:p>
+            <w:pPr>
+              <w:pStyle w:val="Compact"/>
+              <w:jc w:val="left"/>
+            </w:pPr>
+            <w:r>
+              <w:t xml:space="preserve">企业地址→楼栋精准落位，解决”一楼多名/企业多办公点”问题</w:t>
             </w:r>
           </w:p>
         </w:tc>
@@ -4642,31 +4808,31 @@
               <w:jc w:val="left"/>
             </w:pPr>
             <w:r>
-              <w:t xml:space="preserve">④ 企业迁徙库</w:t>
-            </w:r>
-          </w:p>
-        </w:tc>
-        <w:tc>
-          <w:tcPr/>
-          <w:p>
-            <w:pPr>
-              <w:pStyle w:val="Compact"/>
-              <w:jc w:val="left"/>
-            </w:pPr>
-            <w:r>
-              <w:t xml:space="preserve">迁出/迁入地、时间、面积变动、迁徙类型</w:t>
-            </w:r>
-          </w:p>
-        </w:tc>
-        <w:tc>
-          <w:tcPr/>
-          <w:p>
-            <w:pPr>
-              <w:pStyle w:val="Compact"/>
-              <w:jc w:val="left"/>
-            </w:pPr>
-            <w:r>
-              <w:t xml:space="preserve">（四）（五）</w:t>
+              <w:t xml:space="preserve">租金清洗</w:t>
+            </w:r>
+          </w:p>
+        </w:tc>
+        <w:tc>
+          <w:tcPr/>
+          <w:p>
+            <w:pPr>
+              <w:pStyle w:val="Compact"/>
+              <w:jc w:val="left"/>
+            </w:pPr>
+            <w:r>
+              <w:t xml:space="preserve">异常检测/回归清洗模型</w:t>
+            </w:r>
+          </w:p>
+        </w:tc>
+        <w:tc>
+          <w:tcPr/>
+          <w:p>
+            <w:pPr>
+              <w:pStyle w:val="Compact"/>
+              <w:jc w:val="left"/>
+            </w:pPr>
+            <w:r>
+              <w:t xml:space="preserve">识别并剔除虚假房源、异常报价，输出可信报价分布</w:t>
             </w:r>
           </w:p>
         </w:tc>
@@ -4680,31 +4846,31 @@
               <w:jc w:val="left"/>
             </w:pPr>
             <w:r>
-              <w:t xml:space="preserve">⑤ 产业标签库</w:t>
-            </w:r>
-          </w:p>
-        </w:tc>
-        <w:tc>
-          <w:tcPr/>
-          <w:p>
-            <w:pPr>
-              <w:pStyle w:val="Compact"/>
-              <w:jc w:val="left"/>
-            </w:pPr>
-            <w:r>
-              <w:t xml:space="preserve">一/二级行业、赛道、资质、融资、专利</w:t>
-            </w:r>
-          </w:p>
-        </w:tc>
-        <w:tc>
-          <w:tcPr/>
-          <w:p>
-            <w:pPr>
-              <w:pStyle w:val="Compact"/>
-              <w:jc w:val="left"/>
-            </w:pPr>
-            <w:r>
-              <w:t xml:space="preserve">（三）（四）（五）</w:t>
+              <w:t xml:space="preserve">迁徙链路分析</w:t>
+            </w:r>
+          </w:p>
+        </w:tc>
+        <w:tc>
+          <w:tcPr/>
+          <w:p>
+            <w:pPr>
+              <w:pStyle w:val="Compact"/>
+              <w:jc w:val="left"/>
+            </w:pPr>
+            <w:r>
+              <w:t xml:space="preserve">时序 + 链路预测模型</w:t>
+            </w:r>
+          </w:p>
+        </w:tc>
+        <w:tc>
+          <w:tcPr/>
+          <w:p>
+            <w:pPr>
+              <w:pStyle w:val="Compact"/>
+              <w:jc w:val="left"/>
+            </w:pPr>
+            <w:r>
+              <w:t xml:space="preserve">串联工商变更/招聘/新闻信号，预测未来 6–12 个月高流失/高流入板块</w:t>
             </w:r>
           </w:p>
         </w:tc>
@@ -4718,38 +4884,439 @@
               <w:jc w:val="left"/>
             </w:pPr>
             <w:r>
-              <w:t xml:space="preserve">⑥ 政策/配套库</w:t>
-            </w:r>
-          </w:p>
-        </w:tc>
-        <w:tc>
-          <w:tcPr/>
-          <w:p>
-            <w:pPr>
-              <w:pStyle w:val="Compact"/>
-              <w:jc w:val="left"/>
-            </w:pPr>
-            <w:r>
-              <w:t xml:space="preserve">区域政策、补贴、交通、商业、平台资源</w:t>
-            </w:r>
-          </w:p>
-        </w:tc>
-        <w:tc>
-          <w:tcPr/>
-          <w:p>
-            <w:pPr>
-              <w:pStyle w:val="Compact"/>
-              <w:jc w:val="left"/>
-            </w:pPr>
-            <w:r>
-              <w:t xml:space="preserve">（三）（五）（七）</w:t>
+              <w:t xml:space="preserve">需求推演</w:t>
+            </w:r>
+          </w:p>
+        </w:tc>
+        <w:tc>
+          <w:tcPr/>
+          <w:p>
+            <w:pPr>
+              <w:pStyle w:val="Compact"/>
+              <w:jc w:val="left"/>
+            </w:pPr>
+            <w:r>
+              <w:t xml:space="preserve">行业→面积→租金承受力回归</w:t>
+            </w:r>
+          </w:p>
+        </w:tc>
+        <w:tc>
+          <w:tcPr/>
+          <w:p>
+            <w:pPr>
+              <w:pStyle w:val="Compact"/>
+              <w:jc w:val="left"/>
+            </w:pPr>
+            <w:r>
+              <w:t xml:space="preserve">样本不全时推演全域需求偏好；为”代理空置率”提供校验</w:t>
             </w:r>
           </w:p>
         </w:tc>
       </w:tr>
     </w:tbl>
+    <w:p>
+      <w:r>
+        <w:pict>
+          <v:rect style="width:0;height:1.5pt" o:hralign="center" o:hrstd="t" o:hr="t"/>
+        </w:pict>
+      </w:r>
+    </w:p>
+    <w:bookmarkEnd w:id="65"/>
+    <w:bookmarkStart w:id="66" w:name="数据获取可行性总览"/>
+    <w:p>
+      <w:pPr>
+        <w:pStyle w:val="Heading2"/>
+      </w:pPr>
+      <w:r>
+        <w:t xml:space="preserve">数据获取可行性总览</w:t>
+      </w:r>
+    </w:p>
+    <w:p>
+      <w:pPr>
+        <w:numPr>
+          <w:ilvl w:val="0"/>
+          <w:numId w:val="1031"/>
+        </w:numPr>
+        <w:pStyle w:val="Compact"/>
+      </w:pPr>
+      <w:r>
+        <w:t xml:space="preserve">🟢</w:t>
+      </w:r>
+      <w:r>
+        <w:t xml:space="preserve"> </w:t>
+      </w:r>
+      <w:r>
+        <w:rPr>
+          <w:bCs/>
+          <w:b/>
+        </w:rPr>
+        <w:t xml:space="preserve">立即可取</w:t>
+      </w:r>
+      <w:r>
+        <w:t xml:space="preserve">：高德/百度 POI·AOI、天眼查/企查查 API（画像/变更/社保/资质）、58/好租/办办网/链家商业挂牌、国家企信系统、五大行公开报告。</w:t>
+      </w:r>
+    </w:p>
+    <w:p>
+      <w:pPr>
+        <w:numPr>
+          <w:ilvl w:val="0"/>
+          <w:numId w:val="1031"/>
+        </w:numPr>
+        <w:pStyle w:val="Compact"/>
+      </w:pPr>
+      <w:r>
+        <w:t xml:space="preserve">🟡</w:t>
+      </w:r>
+      <w:r>
+        <w:t xml:space="preserve"> </w:t>
+      </w:r>
+      <w:r>
+        <w:rPr>
+          <w:bCs/>
+          <w:b/>
+        </w:rPr>
+        <w:t xml:space="preserve">需技术/成本投入</w:t>
+      </w:r>
+      <w:r>
+        <w:t xml:space="preserve">：房源反爬结构化采集、AOI 空间匹配、招聘反推规模、夜光遥感处理、运营商信令（商业采购）。</w:t>
+      </w:r>
+    </w:p>
+    <w:p>
+      <w:pPr>
+        <w:numPr>
+          <w:ilvl w:val="0"/>
+          <w:numId w:val="1031"/>
+        </w:numPr>
+        <w:pStyle w:val="Compact"/>
+      </w:pPr>
+      <w:r>
+        <w:t xml:space="preserve">🔴</w:t>
+      </w:r>
+      <w:r>
+        <w:t xml:space="preserve"> </w:t>
+      </w:r>
+      <w:r>
+        <w:rPr>
+          <w:bCs/>
+          <w:b/>
+        </w:rPr>
+        <w:t xml:space="preserve">需机构合作</w:t>
+      </w:r>
+      <w:r>
+        <w:t xml:space="preserve">：实际成交租金（易居/物业方）、各区招商办存量统计、税收/能耗、规划资源局面积、物业方租户名录。</w:t>
+      </w:r>
+    </w:p>
+    <w:p>
+      <w:r>
+        <w:pict>
+          <v:rect style="width:0;height:1.5pt" o:hralign="center" o:hrstd="t" o:hr="t"/>
+        </w:pict>
+      </w:r>
+    </w:p>
+    <w:bookmarkEnd w:id="66"/>
     <w:bookmarkEnd w:id="67"/>
-    <w:bookmarkStart w:id="68" w:name="核心衍生指标算法"/>
+    <w:bookmarkStart w:id="76" w:name="第三部分-数据章节映射与方法论"/>
+    <w:p>
+      <w:pPr>
+        <w:pStyle w:val="Heading1"/>
+      </w:pPr>
+      <w:r>
+        <w:t xml:space="preserve">第三部分 · 数据—章节映射与方法论</w:t>
+      </w:r>
+    </w:p>
+    <w:bookmarkStart w:id="68" w:name="数据库与报告章节映射"/>
+    <w:p>
+      <w:pPr>
+        <w:pStyle w:val="Heading2"/>
+      </w:pPr>
+      <w:r>
+        <w:t xml:space="preserve">1. 数据库与报告章节映射</w:t>
+      </w:r>
+    </w:p>
+    <w:tbl>
+      <w:tblPr>
+        <w:tblStyle w:val="Table"/>
+        <w:tblW w:type="pct" w:w="5000"/>
+        <w:tblLook w:firstRow="1" w:lastRow="0" w:firstColumn="0" w:lastColumn="0" w:noHBand="0" w:noVBand="0" w:val="0020"/>
+        <w:jc w:val="start"/>
+      </w:tblPr>
+      <w:tblGrid>
+        <w:gridCol w:w="2640"/>
+        <w:gridCol w:w="2640"/>
+        <w:gridCol w:w="2640"/>
+      </w:tblGrid>
+      <w:tr>
+        <w:trPr>
+          <w:tblHeader w:val="true"/>
+        </w:trPr>
+        <w:tc>
+          <w:tcPr/>
+          <w:p>
+            <w:pPr>
+              <w:pStyle w:val="Compact"/>
+              <w:jc w:val="left"/>
+            </w:pPr>
+            <w:r>
+              <w:t xml:space="preserve">数据库</w:t>
+            </w:r>
+          </w:p>
+        </w:tc>
+        <w:tc>
+          <w:tcPr/>
+          <w:p>
+            <w:pPr>
+              <w:pStyle w:val="Compact"/>
+              <w:jc w:val="left"/>
+            </w:pPr>
+            <w:r>
+              <w:t xml:space="preserve">主要字段</w:t>
+            </w:r>
+          </w:p>
+        </w:tc>
+        <w:tc>
+          <w:tcPr/>
+          <w:p>
+            <w:pPr>
+              <w:pStyle w:val="Compact"/>
+              <w:jc w:val="left"/>
+            </w:pPr>
+            <w:r>
+              <w:t xml:space="preserve">支撑章节</w:t>
+            </w:r>
+          </w:p>
+        </w:tc>
+      </w:tr>
+      <w:tr>
+        <w:tc>
+          <w:tcPr/>
+          <w:p>
+            <w:pPr>
+              <w:pStyle w:val="Compact"/>
+              <w:jc w:val="left"/>
+            </w:pPr>
+            <w:r>
+              <w:t xml:space="preserve">① 楼宇/园区基础库</w:t>
+            </w:r>
+          </w:p>
+        </w:tc>
+        <w:tc>
+          <w:tcPr/>
+          <w:p>
+            <w:pPr>
+              <w:pStyle w:val="Compact"/>
+              <w:jc w:val="left"/>
+            </w:pPr>
+            <w:r>
+              <w:t xml:space="preserve">名称、类型、等级、面积、坐标、运营方、配套</w:t>
+            </w:r>
+          </w:p>
+        </w:tc>
+        <w:tc>
+          <w:tcPr/>
+          <w:p>
+            <w:pPr>
+              <w:pStyle w:val="Compact"/>
+              <w:jc w:val="left"/>
+            </w:pPr>
+            <w:r>
+              <w:t xml:space="preserve">（二）（三）（六）</w:t>
+            </w:r>
+          </w:p>
+        </w:tc>
+      </w:tr>
+      <w:tr>
+        <w:tc>
+          <w:tcPr/>
+          <w:p>
+            <w:pPr>
+              <w:pStyle w:val="Compact"/>
+              <w:jc w:val="left"/>
+            </w:pPr>
+            <w:r>
+              <w:t xml:space="preserve">② 租金/空置库</w:t>
+            </w:r>
+          </w:p>
+        </w:tc>
+        <w:tc>
+          <w:tcPr/>
+          <w:p>
+            <w:pPr>
+              <w:pStyle w:val="Compact"/>
+              <w:jc w:val="left"/>
+            </w:pPr>
+            <w:r>
+              <w:t xml:space="preserve">报价/成交租金、物业费、空置面积/时长、新增供应</w:t>
+            </w:r>
+          </w:p>
+        </w:tc>
+        <w:tc>
+          <w:tcPr/>
+          <w:p>
+            <w:pPr>
+              <w:pStyle w:val="Compact"/>
+              <w:jc w:val="left"/>
+            </w:pPr>
+            <w:r>
+              <w:t xml:space="preserve">（二）（三）（七）</w:t>
+            </w:r>
+          </w:p>
+        </w:tc>
+      </w:tr>
+      <w:tr>
+        <w:tc>
+          <w:tcPr/>
+          <w:p>
+            <w:pPr>
+              <w:pStyle w:val="Compact"/>
+              <w:jc w:val="left"/>
+            </w:pPr>
+            <w:r>
+              <w:t xml:space="preserve">③ 企业入驻库</w:t>
+            </w:r>
+          </w:p>
+        </w:tc>
+        <w:tc>
+          <w:tcPr/>
+          <w:p>
+            <w:pPr>
+              <w:pStyle w:val="Compact"/>
+              <w:jc w:val="left"/>
+            </w:pPr>
+            <w:r>
+              <w:t xml:space="preserve">企业、行业、规模、楼层、面积、入驻关系</w:t>
+            </w:r>
+          </w:p>
+        </w:tc>
+        <w:tc>
+          <w:tcPr/>
+          <w:p>
+            <w:pPr>
+              <w:pStyle w:val="Compact"/>
+              <w:jc w:val="left"/>
+            </w:pPr>
+            <w:r>
+              <w:t xml:space="preserve">（三）（四）（六）</w:t>
+            </w:r>
+          </w:p>
+        </w:tc>
+      </w:tr>
+      <w:tr>
+        <w:tc>
+          <w:tcPr/>
+          <w:p>
+            <w:pPr>
+              <w:pStyle w:val="Compact"/>
+              <w:jc w:val="left"/>
+            </w:pPr>
+            <w:r>
+              <w:t xml:space="preserve">④ 企业迁徙库</w:t>
+            </w:r>
+          </w:p>
+        </w:tc>
+        <w:tc>
+          <w:tcPr/>
+          <w:p>
+            <w:pPr>
+              <w:pStyle w:val="Compact"/>
+              <w:jc w:val="left"/>
+            </w:pPr>
+            <w:r>
+              <w:t xml:space="preserve">迁出/迁入地、时间、面积变动、迁徙类型</w:t>
+            </w:r>
+          </w:p>
+        </w:tc>
+        <w:tc>
+          <w:tcPr/>
+          <w:p>
+            <w:pPr>
+              <w:pStyle w:val="Compact"/>
+              <w:jc w:val="left"/>
+            </w:pPr>
+            <w:r>
+              <w:t xml:space="preserve">（四）（五）</w:t>
+            </w:r>
+          </w:p>
+        </w:tc>
+      </w:tr>
+      <w:tr>
+        <w:tc>
+          <w:tcPr/>
+          <w:p>
+            <w:pPr>
+              <w:pStyle w:val="Compact"/>
+              <w:jc w:val="left"/>
+            </w:pPr>
+            <w:r>
+              <w:t xml:space="preserve">⑤ 产业标签库</w:t>
+            </w:r>
+          </w:p>
+        </w:tc>
+        <w:tc>
+          <w:tcPr/>
+          <w:p>
+            <w:pPr>
+              <w:pStyle w:val="Compact"/>
+              <w:jc w:val="left"/>
+            </w:pPr>
+            <w:r>
+              <w:t xml:space="preserve">一/二级行业、赛道、资质、融资、专利</w:t>
+            </w:r>
+          </w:p>
+        </w:tc>
+        <w:tc>
+          <w:tcPr/>
+          <w:p>
+            <w:pPr>
+              <w:pStyle w:val="Compact"/>
+              <w:jc w:val="left"/>
+            </w:pPr>
+            <w:r>
+              <w:t xml:space="preserve">（三）（四）（五）</w:t>
+            </w:r>
+          </w:p>
+        </w:tc>
+      </w:tr>
+      <w:tr>
+        <w:tc>
+          <w:tcPr/>
+          <w:p>
+            <w:pPr>
+              <w:pStyle w:val="Compact"/>
+              <w:jc w:val="left"/>
+            </w:pPr>
+            <w:r>
+              <w:t xml:space="preserve">⑥ 政策/配套库</w:t>
+            </w:r>
+          </w:p>
+        </w:tc>
+        <w:tc>
+          <w:tcPr/>
+          <w:p>
+            <w:pPr>
+              <w:pStyle w:val="Compact"/>
+              <w:jc w:val="left"/>
+            </w:pPr>
+            <w:r>
+              <w:t xml:space="preserve">区域政策、补贴、交通、商业、平台资源</w:t>
+            </w:r>
+          </w:p>
+        </w:tc>
+        <w:tc>
+          <w:tcPr/>
+          <w:p>
+            <w:pPr>
+              <w:pStyle w:val="Compact"/>
+              <w:jc w:val="left"/>
+            </w:pPr>
+            <w:r>
+              <w:t xml:space="preserve">（三）（五）（七）</w:t>
+            </w:r>
+          </w:p>
+        </w:tc>
+      </w:tr>
+    </w:tbl>
+    <w:bookmarkEnd w:id="68"/>
+    <w:bookmarkStart w:id="69" w:name="核心衍生指标算法"/>
     <w:p>
       <w:pPr>
         <w:pStyle w:val="Heading2"/>
@@ -4989,19 +5556,19 @@
               <w:jc w:val="left"/>
             </w:pPr>
             <w:r>
-              <w:t xml:space="preserve">区域吸引力指数</w:t>
-            </w:r>
-          </w:p>
-        </w:tc>
-        <w:tc>
-          <w:tcPr/>
-          <w:p>
-            <w:pPr>
-              <w:pStyle w:val="Compact"/>
-              <w:jc w:val="left"/>
-            </w:pPr>
-            <w:r>
-              <w:t xml:space="preserve">企业净流入、重点产业流入、租金性价比、政策强度、交通、配套加权</w:t>
+              <w:t xml:space="preserve">企业流入流出比（In/Out Ratio）</w:t>
+            </w:r>
+          </w:p>
+        </w:tc>
+        <w:tc>
+          <w:tcPr/>
+          <w:p>
+            <w:pPr>
+              <w:pStyle w:val="Compact"/>
+              <w:jc w:val="left"/>
+            </w:pPr>
+            <w:r>
+              <w:t xml:space="preserve">街道期内企业流入数 / 流出数；&gt;1 为净吸引、&lt;1 为净流失，营商环境竞争力直观指标</w:t>
             </w:r>
           </w:p>
         </w:tc>
@@ -5015,6 +5582,32 @@
               <w:jc w:val="left"/>
             </w:pPr>
             <w:r>
+              <w:t xml:space="preserve">区域吸引力指数</w:t>
+            </w:r>
+          </w:p>
+        </w:tc>
+        <w:tc>
+          <w:tcPr/>
+          <w:p>
+            <w:pPr>
+              <w:pStyle w:val="Compact"/>
+              <w:jc w:val="left"/>
+            </w:pPr>
+            <w:r>
+              <w:t xml:space="preserve">In/Out Ratio、重点产业流入、租金性价比、政策强度、交通、配套加权</w:t>
+            </w:r>
+          </w:p>
+        </w:tc>
+      </w:tr>
+      <w:tr>
+        <w:tc>
+          <w:tcPr/>
+          <w:p>
+            <w:pPr>
+              <w:pStyle w:val="Compact"/>
+              <w:jc w:val="left"/>
+            </w:pPr>
+            <w:r>
               <w:t xml:space="preserve">高潜力企业清单</w:t>
             </w:r>
           </w:p>
@@ -5033,8 +5626,8 @@
         </w:tc>
       </w:tr>
     </w:tbl>
-    <w:bookmarkEnd w:id="68"/>
-    <w:bookmarkStart w:id="69" w:name="数据更新机制"/>
+    <w:bookmarkEnd w:id="69"/>
+    <w:bookmarkStart w:id="70" w:name="数据更新机制"/>
     <w:p>
       <w:pPr>
         <w:pStyle w:val="Heading2"/>
@@ -5162,8 +5755,8 @@
         </w:tc>
       </w:tr>
     </w:tbl>
-    <w:bookmarkEnd w:id="69"/>
-    <w:bookmarkStart w:id="70" w:name="数据融合与质量控制"/>
+    <w:bookmarkEnd w:id="70"/>
+    <w:bookmarkStart w:id="71" w:name="数据融合与质量控制"/>
     <w:p>
       <w:pPr>
         <w:pStyle w:val="Heading2"/>
@@ -5298,8 +5891,8 @@
         <w:t xml:space="preserve">：遵守《上海市数据条例》，仅采公开工商登记信息，建立脱敏机制，个体企业敏感信息不可追溯、不未经确认披露。</w:t>
       </w:r>
     </w:p>
-    <w:bookmarkEnd w:id="70"/>
-    <w:bookmarkStart w:id="71" w:name="落地节奏阶梯式采集"/>
+    <w:bookmarkEnd w:id="71"/>
+    <w:bookmarkStart w:id="72" w:name="落地节奏阶梯式采集"/>
     <w:p>
       <w:pPr>
         <w:pStyle w:val="Heading2"/>
@@ -5365,8 +5958,8 @@
         <w:t xml:space="preserve">：闵行、宝山、嘉定、青浦、松江、金山、奉贤、崇明，最终 16 区全域全样本数据库。</w:t>
       </w:r>
     </w:p>
-    <w:bookmarkEnd w:id="71"/>
-    <w:bookmarkStart w:id="72" w:name="数据库最小可跑版本7-天试点"/>
+    <w:bookmarkEnd w:id="72"/>
+    <w:bookmarkStart w:id="73" w:name="数据库最小可跑版本7-天试点"/>
     <w:p>
       <w:pPr>
         <w:pStyle w:val="Heading2"/>
@@ -5447,8 +6040,8 @@
         <w:t xml:space="preserve">技术栈建议：PostgreSQL + PostGIS；数据分层 ODS → DWD → DWS → ADS。</w:t>
       </w:r>
     </w:p>
-    <w:bookmarkEnd w:id="72"/>
-    <w:bookmarkStart w:id="73" w:name="分工与协作机制"/>
+    <w:bookmarkEnd w:id="73"/>
+    <w:bookmarkStart w:id="74" w:name="分工与协作机制"/>
     <w:p>
       <w:pPr>
         <w:pStyle w:val="Heading2"/>
@@ -5514,6 +6107,122 @@
         <w:t xml:space="preserve">：周度数据进度会、双周模型评审会、月度选题会、季度成果复盘会。</w:t>
       </w:r>
     </w:p>
+    <w:bookmarkEnd w:id="74"/>
+    <w:bookmarkStart w:id="75" w:name="试点样板与示例报告"/>
+    <w:p>
+      <w:pPr>
+        <w:pStyle w:val="Heading2"/>
+      </w:pPr>
+      <w:r>
+        <w:t xml:space="preserve">8. 试点样板与示例报告</w:t>
+      </w:r>
+    </w:p>
+    <w:p>
+      <w:pPr>
+        <w:pStyle w:val="FirstParagraph"/>
+      </w:pPr>
+      <w:r>
+        <w:t xml:space="preserve">为向合作方展示”大纲 → 可视化数据图表”的转化效果，建议先做单区街道级样板：</w:t>
+      </w:r>
+    </w:p>
+    <w:p>
+      <w:pPr>
+        <w:numPr>
+          <w:ilvl w:val="0"/>
+          <w:numId w:val="1036"/>
+        </w:numPr>
+        <w:pStyle w:val="Compact"/>
+      </w:pPr>
+      <w:r>
+        <w:rPr>
+          <w:bCs/>
+          <w:b/>
+        </w:rPr>
+        <w:t xml:space="preserve">试点区选择</w:t>
+      </w:r>
+      <w:r>
+        <w:t xml:space="preserve">：优先</w:t>
+      </w:r>
+      <w:r>
+        <w:t xml:space="preserve"> </w:t>
+      </w:r>
+      <w:r>
+        <w:rPr>
+          <w:bCs/>
+          <w:b/>
+        </w:rPr>
+        <w:t xml:space="preserve">杨浦</w:t>
+      </w:r>
+      <w:r>
+        <w:t xml:space="preserve"> </w:t>
+      </w:r>
+      <w:r>
+        <w:t xml:space="preserve">或</w:t>
+      </w:r>
+      <w:r>
+        <w:t xml:space="preserve"> </w:t>
+      </w:r>
+      <w:r>
+        <w:rPr>
+          <w:bCs/>
+          <w:b/>
+        </w:rPr>
+        <w:t xml:space="preserve">徐汇</w:t>
+      </w:r>
+      <w:r>
+        <w:t xml:space="preserve">——AI/科创企业密集、数据特征明显、迁徙与扩租信号活跃。</w:t>
+      </w:r>
+    </w:p>
+    <w:p>
+      <w:pPr>
+        <w:numPr>
+          <w:ilvl w:val="0"/>
+          <w:numId w:val="1036"/>
+        </w:numPr>
+        <w:pStyle w:val="Compact"/>
+      </w:pPr>
+      <w:r>
+        <w:rPr>
+          <w:bCs/>
+          <w:b/>
+        </w:rPr>
+        <w:t xml:space="preserve">样板形态</w:t>
+      </w:r>
+      <w:r>
+        <w:t xml:space="preserve">：《上海市杨浦区街道级商办市场月度动态样板》（见配套文件</w:t>
+      </w:r>
+      <w:r>
+        <w:t xml:space="preserve"> </w:t>
+      </w:r>
+      <w:r>
+        <w:rPr>
+          <w:rStyle w:val="VerbatimChar"/>
+        </w:rPr>
+        <w:t xml:space="preserve">上海商办楼宇与产业园区市场报告-杨浦区街道级样板.md</w:t>
+      </w:r>
+      <w:r>
+        <w:t xml:space="preserve">），按本大纲六章结构在单区落地，演示街道颗粒度的供给、需求、租金、迁徙、招商线索如何成表成图。</w:t>
+      </w:r>
+    </w:p>
+    <w:p>
+      <w:pPr>
+        <w:numPr>
+          <w:ilvl w:val="0"/>
+          <w:numId w:val="1036"/>
+        </w:numPr>
+        <w:pStyle w:val="Compact"/>
+      </w:pPr>
+      <w:r>
+        <w:rPr>
+          <w:bCs/>
+          <w:b/>
+        </w:rPr>
+        <w:t xml:space="preserve">技术验证</w:t>
+      </w:r>
+      <w:r>
+        <w:t xml:space="preserve">：可演示从公开渠道一键抓取并结构化处理 10 个典型产业园区实时招商数据（高德 POI/AOI + 房源平台 + 企查查）的完整链路。</w:t>
+      </w:r>
+    </w:p>
     <w:p>
       <w:r>
         <w:pict>
@@ -5529,8 +6238,8 @@
         <w:t xml:space="preserve">备注：本指引中所列第三方数据平台仅为公开可得来源举例；正式采集前须完成数据合规审查，遵循各平台服务条款与《上海市数据条例》等相关规定。</w:t>
       </w:r>
     </w:p>
-    <w:bookmarkEnd w:id="73"/>
-    <w:bookmarkEnd w:id="74"/>
+    <w:bookmarkEnd w:id="75"/>
+    <w:bookmarkEnd w:id="76"/>
     <w:sectPr/>
   </w:body>
 </w:document>
@@ -5985,6 +6694,9 @@
     <w:abstractNumId w:val="991"/>
   </w:num>
   <w:num w:numId="1035">
+    <w:abstractNumId w:val="991"/>
+  </w:num>
+  <w:num w:numId="1036">
     <w:abstractNumId w:val="991"/>
   </w:num>
 </w:numbering>
